--- a/03_Selektion/Übungen/ParkingCharge/ParkingCharge.docx
+++ b/03_Selektion/Übungen/ParkingCharge/ParkingCharge.docx
@@ -51,12 +51,6 @@
           <w:szCs w:val="28"/>
         </w:rPr>
         <w:br/>
-      </w:r>
-      <w:r>
-        <w:rPr>
-          <w:sz w:val="22"/>
-          <w:szCs w:val="28"/>
-        </w:rPr>
         <w:t xml:space="preserve">Gesucht ist </w:t>
       </w:r>
       <w:r>
@@ -638,6 +632,9 @@
             <w:r>
               <w:t>10</w:t>
             </w:r>
+            <w:r>
+              <w:t>,01</w:t>
+            </w:r>
           </w:p>
         </w:tc>
       </w:tr>
@@ -684,7 +681,13 @@
         </w:numPr>
       </w:pPr>
       <w:r>
-        <w:t>Die Minimalgebühr beträgt 2 €</w:t>
+        <w:t>Die Minimalgebühr</w:t>
+      </w:r>
+      <w:r>
+        <w:t xml:space="preserve"> für einen Tag</w:t>
+      </w:r>
+      <w:r>
+        <w:t xml:space="preserve"> beträgt 2 €</w:t>
       </w:r>
     </w:p>
     <w:p>

--- a/03_Selektion/Übungen/ParkingCharge/ParkingCharge.docx
+++ b/03_Selektion/Übungen/ParkingCharge/ParkingCharge.docx
@@ -79,23 +79,7 @@
           <w:sz w:val="22"/>
           <w:szCs w:val="28"/>
         </w:rPr>
-        <w:t xml:space="preserve"> wird vom Benutzer die Parkzeit in Stunden (</w:t>
-      </w:r>
-      <w:proofErr w:type="spellStart"/>
-      <w:r>
-        <w:rPr>
-          <w:sz w:val="22"/>
-          <w:szCs w:val="28"/>
-        </w:rPr>
-        <w:t>Gleitkommerzahl</w:t>
-      </w:r>
-      <w:proofErr w:type="spellEnd"/>
-      <w:r>
-        <w:rPr>
-          <w:sz w:val="22"/>
-          <w:szCs w:val="28"/>
-        </w:rPr>
-        <w:t>) eingegeben</w:t>
+        <w:t xml:space="preserve"> wird vom Benutzer die Parkzeit in Stunden (Gleitkommerzahl) eingegeben</w:t>
       </w:r>
       <w:r>
         <w:rPr>
@@ -139,7 +123,6 @@
         </w:rPr>
         <w:t xml:space="preserve"> (</w:t>
       </w:r>
-      <w:proofErr w:type="spellStart"/>
       <w:r>
         <w:rPr>
           <w:rFonts w:ascii="Cascadia Mono" w:hAnsi="Cascadia Mono" w:cs="Cascadia Mono"/>
@@ -149,7 +132,6 @@
         </w:rPr>
         <w:t>Math.Ceiling</w:t>
       </w:r>
-      <w:proofErr w:type="spellEnd"/>
       <w:r>
         <w:rPr>
           <w:sz w:val="22"/>
@@ -245,52 +227,14 @@
           <w:szCs w:val="28"/>
         </w:rPr>
       </w:pPr>
-      <w:proofErr w:type="spellStart"/>
       <w:r>
         <w:rPr>
           <w:rFonts w:ascii="Courier New" w:hAnsi="Courier New" w:cs="Courier New"/>
           <w:sz w:val="22"/>
           <w:szCs w:val="28"/>
         </w:rPr>
-        <w:t>Calculate</w:t>
+        <w:t>Calculate parking charge</w:t>
       </w:r>
-      <w:proofErr w:type="spellEnd"/>
-      <w:r>
-        <w:rPr>
-          <w:rFonts w:ascii="Courier New" w:hAnsi="Courier New" w:cs="Courier New"/>
-          <w:sz w:val="22"/>
-          <w:szCs w:val="28"/>
-        </w:rPr>
-        <w:t xml:space="preserve"> </w:t>
-      </w:r>
-      <w:proofErr w:type="spellStart"/>
-      <w:r>
-        <w:rPr>
-          <w:rFonts w:ascii="Courier New" w:hAnsi="Courier New" w:cs="Courier New"/>
-          <w:sz w:val="22"/>
-          <w:szCs w:val="28"/>
-        </w:rPr>
-        <w:t>parking</w:t>
-      </w:r>
-      <w:proofErr w:type="spellEnd"/>
-      <w:r>
-        <w:rPr>
-          <w:rFonts w:ascii="Courier New" w:hAnsi="Courier New" w:cs="Courier New"/>
-          <w:sz w:val="22"/>
-          <w:szCs w:val="28"/>
-        </w:rPr>
-        <w:t xml:space="preserve"> </w:t>
-      </w:r>
-      <w:proofErr w:type="spellStart"/>
-      <w:r>
-        <w:rPr>
-          <w:rFonts w:ascii="Courier New" w:hAnsi="Courier New" w:cs="Courier New"/>
-          <w:sz w:val="22"/>
-          <w:szCs w:val="28"/>
-        </w:rPr>
-        <w:t>charge</w:t>
-      </w:r>
-      <w:proofErr w:type="spellEnd"/>
     </w:p>
     <w:p>
       <w:pPr>
@@ -321,59 +265,13 @@
           <w:szCs w:val="28"/>
         </w:rPr>
       </w:pPr>
-      <w:proofErr w:type="spellStart"/>
       <w:r>
         <w:rPr>
           <w:rFonts w:ascii="Courier New" w:hAnsi="Courier New" w:cs="Courier New"/>
           <w:sz w:val="22"/>
           <w:szCs w:val="28"/>
         </w:rPr>
-        <w:t>Please</w:t>
-      </w:r>
-      <w:proofErr w:type="spellEnd"/>
-      <w:r>
-        <w:rPr>
-          <w:rFonts w:ascii="Courier New" w:hAnsi="Courier New" w:cs="Courier New"/>
-          <w:sz w:val="22"/>
-          <w:szCs w:val="28"/>
-        </w:rPr>
-        <w:t xml:space="preserve"> </w:t>
-      </w:r>
-      <w:proofErr w:type="spellStart"/>
-      <w:r>
-        <w:rPr>
-          <w:rFonts w:ascii="Courier New" w:hAnsi="Courier New" w:cs="Courier New"/>
-          <w:sz w:val="22"/>
-          <w:szCs w:val="28"/>
-        </w:rPr>
-        <w:t>enter</w:t>
-      </w:r>
-      <w:proofErr w:type="spellEnd"/>
-      <w:r>
-        <w:rPr>
-          <w:rFonts w:ascii="Courier New" w:hAnsi="Courier New" w:cs="Courier New"/>
-          <w:sz w:val="22"/>
-          <w:szCs w:val="28"/>
-        </w:rPr>
-        <w:t xml:space="preserve"> </w:t>
-      </w:r>
-      <w:proofErr w:type="spellStart"/>
-      <w:r>
-        <w:rPr>
-          <w:rFonts w:ascii="Courier New" w:hAnsi="Courier New" w:cs="Courier New"/>
-          <w:sz w:val="22"/>
-          <w:szCs w:val="28"/>
-        </w:rPr>
-        <w:t>hours</w:t>
-      </w:r>
-      <w:proofErr w:type="spellEnd"/>
-      <w:r>
-        <w:rPr>
-          <w:rFonts w:ascii="Courier New" w:hAnsi="Courier New" w:cs="Courier New"/>
-          <w:sz w:val="22"/>
-          <w:szCs w:val="28"/>
-        </w:rPr>
-        <w:t>: 3,75</w:t>
+        <w:t>Please enter hours: 3,75</w:t>
       </w:r>
     </w:p>
     <w:p>
@@ -386,77 +284,13 @@
           <w:szCs w:val="28"/>
         </w:rPr>
       </w:pPr>
-      <w:proofErr w:type="spellStart"/>
       <w:r>
         <w:rPr>
           <w:rFonts w:ascii="Courier New" w:hAnsi="Courier New" w:cs="Courier New"/>
           <w:sz w:val="22"/>
           <w:szCs w:val="28"/>
         </w:rPr>
-        <w:t>You</w:t>
-      </w:r>
-      <w:proofErr w:type="spellEnd"/>
-      <w:r>
-        <w:rPr>
-          <w:rFonts w:ascii="Courier New" w:hAnsi="Courier New" w:cs="Courier New"/>
-          <w:sz w:val="22"/>
-          <w:szCs w:val="28"/>
-        </w:rPr>
-        <w:t xml:space="preserve"> </w:t>
-      </w:r>
-      <w:proofErr w:type="spellStart"/>
-      <w:r>
-        <w:rPr>
-          <w:rFonts w:ascii="Courier New" w:hAnsi="Courier New" w:cs="Courier New"/>
-          <w:sz w:val="22"/>
-          <w:szCs w:val="28"/>
-        </w:rPr>
-        <w:t>have</w:t>
-      </w:r>
-      <w:proofErr w:type="spellEnd"/>
-      <w:r>
-        <w:rPr>
-          <w:rFonts w:ascii="Courier New" w:hAnsi="Courier New" w:cs="Courier New"/>
-          <w:sz w:val="22"/>
-          <w:szCs w:val="28"/>
-        </w:rPr>
-        <w:t xml:space="preserve"> </w:t>
-      </w:r>
-      <w:proofErr w:type="spellStart"/>
-      <w:r>
-        <w:rPr>
-          <w:rFonts w:ascii="Courier New" w:hAnsi="Courier New" w:cs="Courier New"/>
-          <w:sz w:val="22"/>
-          <w:szCs w:val="28"/>
-        </w:rPr>
-        <w:t>to</w:t>
-      </w:r>
-      <w:proofErr w:type="spellEnd"/>
-      <w:r>
-        <w:rPr>
-          <w:rFonts w:ascii="Courier New" w:hAnsi="Courier New" w:cs="Courier New"/>
-          <w:sz w:val="22"/>
-          <w:szCs w:val="28"/>
-        </w:rPr>
-        <w:t xml:space="preserve"> </w:t>
-      </w:r>
-      <w:proofErr w:type="spellStart"/>
-      <w:r>
-        <w:rPr>
-          <w:rFonts w:ascii="Courier New" w:hAnsi="Courier New" w:cs="Courier New"/>
-          <w:sz w:val="22"/>
-          <w:szCs w:val="28"/>
-        </w:rPr>
-        <w:t>pay</w:t>
-      </w:r>
-      <w:proofErr w:type="spellEnd"/>
-      <w:r>
-        <w:rPr>
-          <w:rFonts w:ascii="Courier New" w:hAnsi="Courier New" w:cs="Courier New"/>
-          <w:sz w:val="22"/>
-          <w:szCs w:val="28"/>
-        </w:rPr>
-        <w:t xml:space="preserve"> 4,00 Euro</w:t>
+        <w:t>You have to pay 4,00 Euro</w:t>
       </w:r>
     </w:p>
     <w:p>
@@ -622,6 +456,9 @@
             <w:r>
               <w:t>14</w:t>
             </w:r>
+            <w:r>
+              <w:t>,01</w:t>
+            </w:r>
           </w:p>
         </w:tc>
         <w:tc>
@@ -631,9 +468,6 @@
           <w:p>
             <w:r>
               <w:t>10</w:t>
-            </w:r>
-            <w:r>
-              <w:t>,01</w:t>
             </w:r>
           </w:p>
         </w:tc>
@@ -893,7 +727,6 @@
             </w:rPr>
             <w:t>„</w:t>
           </w:r>
-          <w:proofErr w:type="spellStart"/>
           <w:r>
             <w:rPr>
               <w:rFonts w:ascii="Times New Roman" w:hAnsi="Times New Roman" w:cs="Times New Roman"/>
@@ -902,7 +735,6 @@
             </w:rPr>
             <w:t>ParkingCharge</w:t>
           </w:r>
-          <w:proofErr w:type="spellEnd"/>
           <w:r>
             <w:rPr>
               <w:rFonts w:ascii="Times New Roman" w:hAnsi="Times New Roman" w:cs="Times New Roman"/>
